--- a/05_School_Admin_and_Inspection/TAS2O_Teacher_Qualification_Resume_Training_File_Template.docx
+++ b/05_School_Admin_and_Inspection/TAS2O_Teacher_Qualification_Resume_Training_File_Template.docx
@@ -4837,7 +4837,7 @@
                 <w:b w:val="0"/>
                 <w:sz w:val="18"/>
               </w:rPr>
-              <w:t>Can teach students to verify AI-generated safety or technical information</w:t>
+              <w:t>Can teach students to verify safety or technical information</w:t>
             </w:r>
           </w:p>
         </w:tc>
@@ -4894,7 +4894,7 @@
                 <w:b w:val="0"/>
                 <w:sz w:val="18"/>
               </w:rPr>
-              <w:t>Can prevent students from submitting unverified AI-generated work</w:t>
+              <w:t>Can prevent students from submitting unverified work</w:t>
             </w:r>
           </w:p>
         </w:tc>

--- a/05_School_Admin_and_Inspection/TAS2O_Teacher_Qualification_Resume_Training_File_Template.docx
+++ b/05_School_Admin_and_Inspection/TAS2O_Teacher_Qualification_Resume_Training_File_Template.docx
@@ -420,7 +420,7 @@
     </w:p>
     <w:p>
       <w:r>
-        <w:t>This file provides a structured template for documenting the qualifications, practical technology background, safety training, AI literacy readiness, and professional development of a teacher assigned to TAS2O. It is intended for school internal review, principal approval, inspection readiness, and ongoing course quality assurance. It also helps the school confirm that the assigned teacher understands related school procedures for records, AI use, safety, and student support in a TAS2O context.</w:t>
+        <w:t>This file provides a structured template for documenting the qualifications, practical technology background, safety training, AI literacy readiness, and professional development of a teacher assigned to TAS2O. It is intended for school internal review, principal approval, inspection readiness, and ongoing course quality assurance. It also helps the school confirm that the assigned teacher understands related school procedures for records, use of approved AI tools, safety, and student support in a TAS2O context.</w:t>
       </w:r>
     </w:p>
     <w:p>
@@ -2410,7 +2410,7 @@
                 <w:b w:val="0"/>
                 <w:sz w:val="18"/>
               </w:rPr>
-              <w:t>Ability to guide responsible AI use and academic integrity</w:t>
+              <w:t>Ability to guide responsible use of approved AI tools and academic integrity</w:t>
             </w:r>
           </w:p>
         </w:tc>
@@ -2421,7 +2421,7 @@
           </w:tcPr>
           <w:p>
             <w:r>
-              <w:t>Can model AI use logs, verification, privacy, and academic integrity.</w:t>
+              <w:t>Can model use of approved AI tools logs, verification, privacy, and academic integrity.</w:t>
             </w:r>
           </w:p>
         </w:tc>
@@ -4723,7 +4723,7 @@
                 <w:b w:val="0"/>
                 <w:sz w:val="18"/>
               </w:rPr>
-              <w:t>Can explain allowed and prohibited AI use in TAS2O</w:t>
+              <w:t>Can explain allowed and prohibited use of approved AI tools in TAS2O</w:t>
             </w:r>
           </w:p>
         </w:tc>
@@ -4734,7 +4734,7 @@
           </w:tcPr>
           <w:p>
             <w:r>
-              <w:t>Yes - can explain and enforce permitted and prohibited AI use.</w:t>
+              <w:t>Yes - can explain and enforce permitted and prohibited use of approved AI tools.</w:t>
             </w:r>
           </w:p>
         </w:tc>
@@ -4962,7 +4962,7 @@
           </w:tcPr>
           <w:p>
             <w:r>
-              <w:t>Yes - can protect student privacy and keep AI use school-appropriate.</w:t>
+              <w:t>Yes - can protect student privacy and keep use of approved AI tools school-appropriate.</w:t>
             </w:r>
           </w:p>
         </w:tc>
